--- a/docs/dareomotosho-website-documentation.docx
+++ b/docs/dareomotosho-website-documentation.docx
@@ -63,7 +63,7 @@
           <w:sz w:val="20"/>
           <w:szCs w:val="20"/>
         </w:rPr>
-        <w:t xml:space="preserve">Version 1.0 · July 2026 · Repository: Career-RoadMap/dareomotosho</w:t>
+        <w:t xml:space="preserve">Version 1.1 · July 2026 · Repository: Career-RoadMap/dareomotosho</w:t>
       </w:r>
     </w:p>
     <w:p>
@@ -1596,7 +1596,7 @@
                 <w:sz w:val="19"/>
                 <w:szCs w:val="19"/>
               </w:rPr>
-              <w:t xml:space="preserve">site.ts (brand constants, nav, banners), pathfinder.ts (questions, scoring, tracks, temperaments), library.ts + content.ts (Supabase reads), supabase.ts (client), email.ts (sender sanitizing), report-pdf.tsx (PDF document), downloads.ts.</w:t>
+              <w:t xml:space="preserve">site.ts (brand constants, nav, banners), pathfinder.ts (questions, scoring, tracks, temperaments), library.ts + content.ts (Supabase reads), supabase.ts (client), email.ts (sender sanitizing + shared HTML escaping), rate-limit.ts (per-IP fixed-window limiter), report-pdf.tsx (PDF document), downloads.ts.</w:t>
             </w:r>
           </w:p>
         </w:tc>
@@ -1938,6 +1938,97 @@
         </w:tc>
       </w:tr>
     </w:tbl>
+    <w:p>
+      <w:pPr>
+        <w:pStyle w:val="Heading2"/>
+        <w:spacing w:after="120" w:before="240"/>
+      </w:pPr>
+      <w:r>
+        <w:rPr>
+          <w:rFonts w:ascii="Calibri" w:cs="Calibri" w:eastAsia="Calibri" w:hAnsi="Calibri"/>
+          <w:b/>
+          <w:bCs/>
+          <w:color w:val="1E3A5F"/>
+        </w:rPr>
+        <w:t xml:space="preserve">3.4 Performance measures</w:t>
+      </w:r>
+    </w:p>
+    <w:p>
+      <w:pPr>
+        <w:pStyle w:val="ListParagraph"/>
+        <w:numPr>
+          <w:ilvl w:val="0"/>
+          <w:numId w:val="2"/>
+        </w:numPr>
+        <w:spacing w:after="80" w:line="276"/>
+      </w:pPr>
+      <w:r>
+        <w:rPr>
+          <w:rFonts w:ascii="Calibri" w:cs="Calibri" w:eastAsia="Calibri" w:hAnsi="Calibri"/>
+          <w:color w:val="0F1B2D"/>
+          <w:sz w:val="21"/>
+          <w:szCs w:val="21"/>
+        </w:rPr>
+        <w:t xml:space="preserve">The page banner SVG is the LCP element on every page; it loads with fetchPriority=high and async decoding.</w:t>
+      </w:r>
+    </w:p>
+    <w:p>
+      <w:pPr>
+        <w:pStyle w:val="ListParagraph"/>
+        <w:numPr>
+          <w:ilvl w:val="0"/>
+          <w:numId w:val="2"/>
+        </w:numPr>
+        <w:spacing w:after="80" w:line="276"/>
+      </w:pPr>
+      <w:r>
+        <w:rPr>
+          <w:rFonts w:ascii="Calibri" w:cs="Calibri" w:eastAsia="Calibri" w:hAnsi="Calibri"/>
+          <w:color w:val="0F1B2D"/>
+          <w:sz w:val="21"/>
+          <w:szCs w:val="21"/>
+        </w:rPr>
+        <w:t xml:space="preserve">/banners and /portraits assets are served with Cache-Control: public, max-age=86400, stale-while-revalidate=604800 (previously uncached), so repeat navigation stops re-fetching artwork.</w:t>
+      </w:r>
+    </w:p>
+    <w:p>
+      <w:pPr>
+        <w:pStyle w:val="ListParagraph"/>
+        <w:numPr>
+          <w:ilvl w:val="0"/>
+          <w:numId w:val="2"/>
+        </w:numPr>
+        <w:spacing w:after="80" w:line="276"/>
+      </w:pPr>
+      <w:r>
+        <w:rPr>
+          <w:rFonts w:ascii="Calibri" w:cs="Calibri" w:eastAsia="Calibri" w:hAnsi="Calibri"/>
+          <w:color w:val="0F1B2D"/>
+          <w:sz w:val="21"/>
+          <w:szCs w:val="21"/>
+        </w:rPr>
+        <w:t xml:space="preserve">Below-fold images (the YouTube thumbnail) lazy-load; the about portrait decodes off the main thread.</w:t>
+      </w:r>
+    </w:p>
+    <w:p>
+      <w:pPr>
+        <w:pStyle w:val="ListParagraph"/>
+        <w:numPr>
+          <w:ilvl w:val="0"/>
+          <w:numId w:val="2"/>
+        </w:numPr>
+        <w:spacing w:after="80" w:line="276"/>
+      </w:pPr>
+      <w:r>
+        <w:rPr>
+          <w:rFonts w:ascii="Calibri" w:cs="Calibri" w:eastAsia="Calibri" w:hAnsi="Calibri"/>
+          <w:color w:val="0F1B2D"/>
+          <w:sz w:val="21"/>
+          <w:szCs w:val="21"/>
+        </w:rPr>
+        <w:t xml:space="preserve">Banner line animations are CSS embedded inside the SVG files — zero JavaScript cost; preconnects warm the Supabase and i.ytimg.com origins; fonts load via next/font with display swap.</w:t>
+      </w:r>
+    </w:p>
     <w:p>
       <w:pPr>
         <w:pStyle w:val="Heading1"/>
@@ -3099,6 +3190,25 @@
     </w:p>
     <w:p>
       <w:pPr>
+        <w:pStyle w:val="ListParagraph"/>
+        <w:numPr>
+          <w:ilvl w:val="0"/>
+          <w:numId w:val="2"/>
+        </w:numPr>
+        <w:spacing w:after="80" w:line="276"/>
+      </w:pPr>
+      <w:r>
+        <w:rPr>
+          <w:rFonts w:ascii="Calibri" w:cs="Calibri" w:eastAsia="Calibri" w:hAnsi="Calibri"/>
+          <w:color w:val="0F1B2D"/>
+          <w:sz w:val="21"/>
+          <w:szCs w:val="21"/>
+        </w:rPr>
+        <w:t xml:space="preserve">robots.txt disallows /api/ and every /api/* response carries X-Robots-Tag: noindex, nofollow — API endpoints are not pages, and crawling /api/contact?send=test would fire a real email.</w:t>
+      </w:r>
+    </w:p>
+    <w:p>
+      <w:pPr>
         <w:pStyle w:val="Heading2"/>
         <w:spacing w:after="120" w:before="240"/>
       </w:pPr>
@@ -3139,6 +3249,36 @@
           <w:color w:val="1E3A5F"/>
         </w:rPr>
         <w:t xml:space="preserve">7. Security Posture</w:t>
+      </w:r>
+    </w:p>
+    <w:p>
+      <w:pPr>
+        <w:pStyle w:val="ListParagraph"/>
+        <w:numPr>
+          <w:ilvl w:val="0"/>
+          <w:numId w:val="2"/>
+        </w:numPr>
+        <w:spacing w:after="80" w:line="276"/>
+      </w:pPr>
+      <w:r>
+        <w:rPr>
+          <w:rFonts w:ascii="Calibri" w:cs="Calibri" w:eastAsia="Calibri" w:hAnsi="Calibri"/>
+          <w:b/>
+          <w:bCs/>
+          <w:color w:val="0F1B2D"/>
+          <w:sz w:val="21"/>
+          <w:szCs w:val="21"/>
+        </w:rPr>
+        <w:t xml:space="preserve">Per-IP rate limiting on every email-sending route</w:t>
+      </w:r>
+      <w:r>
+        <w:rPr>
+          <w:rFonts w:ascii="Calibri" w:cs="Calibri" w:eastAsia="Calibri" w:hAnsi="Calibri"/>
+          <w:color w:val="0F1B2D"/>
+          <w:sz w:val="21"/>
+          <w:szCs w:val="21"/>
+        </w:rPr>
+        <w:t xml:space="preserve"> (lib/rate-limit.ts, in-memory fixed window, no dependencies): contact form 5 requests / 10 min, results email 5 / 10 min, subscribe 8 / 10 min, and the contact ?send=test diagnostic 2 / 10 min — so a bot loop cannot burn the Resend daily quota. Excess requests get HTTP 429 with a human-readable message the forms display.</w:t>
       </w:r>
     </w:p>
     <w:p>
@@ -5630,7 +5770,7 @@
           <w:sz w:val="21"/>
           <w:szCs w:val="21"/>
         </w:rPr>
-        <w:t xml:space="preserve">The email/subscribe endpoints have input validation and length caps but no rate limiting; abuse would consume the Resend daily quota. A simple IP-based limiter (or Vercel WAF rules) is the next step.</w:t>
+        <w:t xml:space="preserve">The rate limiter is in-memory and therefore per serverless instance — the right zero-dependency fit for this traffic profile, but sustained distributed abuse across many instances would dilute it. The upgrade path is Vercel WAF rules or a Redis-backed limiter.</w:t>
       </w:r>
     </w:p>
     <w:p>
@@ -5699,7 +5839,7 @@
         </w:rPr>
         <w:t xml:space="preserve">The service inventory is maintained in Excel alongside this document: </w:t>
       </w:r>
-      <w:hyperlink w:history="1" r:id="rIdja0a9yferhv2_0im-n52s">
+      <w:hyperlink w:history="1" r:id="rIdgyn26d-vijqkibxmdqur3">
         <w:r>
           <w:rPr>
             <w:rStyle w:val="Hyperlink"/>
@@ -5719,7 +5859,7 @@
         </w:rPr>
         <w:t xml:space="preserve"> (same folder as this file), also on GitHub: </w:t>
       </w:r>
-      <w:hyperlink w:history="1" r:id="rIdk-jxbulauk0txmoiy18mr">
+      <w:hyperlink w:history="1" r:id="rIdsqijkveefjvrzaiys4xun">
         <w:r>
           <w:rPr>
             <w:rStyle w:val="Hyperlink"/>

--- a/docs/dareomotosho-website-documentation.docx
+++ b/docs/dareomotosho-website-documentation.docx
@@ -246,7 +246,7 @@
           <w:sz w:val="21"/>
           <w:szCs w:val="21"/>
         </w:rPr>
-        <w:t xml:space="preserve">Booking (Google Calendar appointment schedule), inquiry forms, an email subscriber list, and an RSS feed with WebSub push.</w:t>
+        <w:t xml:space="preserve">Booking (Calendly, 35-minute calls), inquiry forms, an email subscriber list, and an RSS feed with WebSub push.</w:t>
       </w:r>
     </w:p>
     <w:p>
@@ -5839,7 +5839,7 @@
         </w:rPr>
         <w:t xml:space="preserve">The service inventory is maintained in Excel alongside this document: </w:t>
       </w:r>
-      <w:hyperlink w:history="1" r:id="rIdgyn26d-vijqkibxmdqur3">
+      <w:hyperlink w:history="1" r:id="rIdahxmzk70nhebwyoscmn53">
         <w:r>
           <w:rPr>
             <w:rStyle w:val="Hyperlink"/>
@@ -5859,7 +5859,7 @@
         </w:rPr>
         <w:t xml:space="preserve"> (same folder as this file), also on GitHub: </w:t>
       </w:r>
-      <w:hyperlink w:history="1" r:id="rIdsqijkveefjvrzaiys4xun">
+      <w:hyperlink w:history="1" r:id="rIdgqdjl_4dm3jajm3n3lryh">
         <w:r>
           <w:rPr>
             <w:rStyle w:val="Hyperlink"/>

--- a/docs/dareomotosho-website-documentation.docx
+++ b/docs/dareomotosho-website-documentation.docx
@@ -246,7 +246,7 @@
           <w:sz w:val="21"/>
           <w:szCs w:val="21"/>
         </w:rPr>
-        <w:t xml:space="preserve">Booking (Calendly, 35-minute calls), inquiry forms, an email subscriber list, and an RSS feed with WebSub push.</w:t>
+        <w:t xml:space="preserve">Booking (Calendly, 30-minute calls), inquiry forms, an email subscriber list, and an RSS feed with WebSub push.</w:t>
       </w:r>
     </w:p>
     <w:p>
@@ -5839,7 +5839,7 @@
         </w:rPr>
         <w:t xml:space="preserve">The service inventory is maintained in Excel alongside this document: </w:t>
       </w:r>
-      <w:hyperlink w:history="1" r:id="rIdahxmzk70nhebwyoscmn53">
+      <w:hyperlink w:history="1" r:id="rIdthlunwwbjh60rktx5f2ju">
         <w:r>
           <w:rPr>
             <w:rStyle w:val="Hyperlink"/>
@@ -5859,7 +5859,7 @@
         </w:rPr>
         <w:t xml:space="preserve"> (same folder as this file), also on GitHub: </w:t>
       </w:r>
-      <w:hyperlink w:history="1" r:id="rIdgqdjl_4dm3jajm3n3lryh">
+      <w:hyperlink w:history="1" r:id="rIdncmn0w3ui5py4nwrnf6rs">
         <w:r>
           <w:rPr>
             <w:rStyle w:val="Hyperlink"/>

--- a/docs/dareomotosho-website-documentation.docx
+++ b/docs/dareomotosho-website-documentation.docx
@@ -3224,6 +3224,49 @@
     </w:p>
     <w:p>
       <w:pPr>
+        <w:pStyle w:val="Heading2"/>
+        <w:spacing w:after="120" w:before="240"/>
+      </w:pPr>
+      <w:r>
+        <w:rPr>
+          <w:rFonts w:ascii="Calibri" w:cs="Calibri" w:eastAsia="Calibri" w:hAnsi="Calibri"/>
+          <w:b/>
+          <w:bCs/>
+          <w:color w:val="1E3A5F"/>
+        </w:rPr>
+        <w:t xml:space="preserve">6.7 Reading bands (long-page rhythm)</w:t>
+      </w:r>
+    </w:p>
+    <w:p>
+      <w:pPr>
+        <w:spacing w:after="120" w:line="276"/>
+      </w:pPr>
+      <w:r>
+        <w:rPr>
+          <w:rFonts w:ascii="Calibri" w:cs="Calibri" w:eastAsia="Calibri" w:hAnsi="Calibri"/>
+          <w:color w:val="0F1B2D"/>
+          <w:sz w:val="21"/>
+          <w:szCs w:val="21"/>
+        </w:rPr>
+        <w:t xml:space="preserve">Long pages read as a sequence of distinct “pages” rather than one unbroken scroll. Two utilities in globals.css do the work: .band (a cool Ink tint at 3.5%) and .band-warm (a warm Amber tint at 6%), each closed with a hairline seam. Sections alternate Paper → band → Paper down the page, with the warm variant reserved for closing and invitation moments, and the existing dark Ink / Signature bands still used for statement moments. Every value is a tint of an existing brand token, so the strict five-color palette is unchanged.</w:t>
+      </w:r>
+    </w:p>
+    <w:p>
+      <w:pPr>
+        <w:spacing w:after="120" w:line="276"/>
+      </w:pPr>
+      <w:r>
+        <w:rPr>
+          <w:rFonts w:ascii="Calibri" w:cs="Calibri" w:eastAsia="Calibri" w:hAnsi="Calibri"/>
+          <w:color w:val="0F1B2D"/>
+          <w:sz w:val="21"/>
+          <w:szCs w:val="21"/>
+        </w:rPr>
+        <w:t xml:space="preserve">Two structural rules matter when adding a band. The tint must bleed edge to edge, so `container-content` moves from the &lt;section&gt; to an inner &lt;div&gt; while the section itself keeps any id and scroll-mt utilities — otherwise anchor links land at the wrong offset. And two bands must never sit adjacent, or their seams double up; alternate through Paper instead. Card and grid-divider lines are set at 14% Ink (raised from 10%) so borders stay crisp against the tinted surfaces. The /resources collection grid is deliberately left unbanded because it hosts the sticky Community Questions sidebar.</w:t>
+      </w:r>
+    </w:p>
+    <w:p>
+      <w:pPr>
         <w:spacing w:after="120" w:line="276"/>
       </w:pPr>
       <w:r>
@@ -5839,7 +5882,7 @@
         </w:rPr>
         <w:t xml:space="preserve">The service inventory is maintained in Excel alongside this document: </w:t>
       </w:r>
-      <w:hyperlink w:history="1" r:id="rIdthlunwwbjh60rktx5f2ju">
+      <w:hyperlink w:history="1" r:id="rIdx_lwo5gddgrpqxpfkn6zk">
         <w:r>
           <w:rPr>
             <w:rStyle w:val="Hyperlink"/>
@@ -5859,7 +5902,7 @@
         </w:rPr>
         <w:t xml:space="preserve"> (same folder as this file), also on GitHub: </w:t>
       </w:r>
-      <w:hyperlink w:history="1" r:id="rIdncmn0w3ui5py4nwrnf6rs">
+      <w:hyperlink w:history="1" r:id="rIdibjzwfmb_t2tjsbj4dsyh">
         <w:r>
           <w:rPr>
             <w:rStyle w:val="Hyperlink"/>

--- a/docs/dareomotosho-website-documentation.docx
+++ b/docs/dareomotosho-website-documentation.docx
@@ -63,7 +63,7 @@
           <w:sz w:val="20"/>
           <w:szCs w:val="20"/>
         </w:rPr>
-        <w:t xml:space="preserve">Version 1.1 · July 2026 · Repository: Career-RoadMap/dareomotosho</w:t>
+        <w:t xml:space="preserve">Version 1.2 · August 2026 · Repository: Career-RoadMap/dareomotosho</w:t>
       </w:r>
     </w:p>
     <w:p>
@@ -3120,6 +3120,89 @@
           </w:p>
         </w:tc>
       </w:tr>
+      <w:tr>
+        <w:tc>
+          <w:tcPr>
+            <w:tcW w:type="dxa" w:w="3200"/>
+            <w:tcMar>
+              <w:top w:type="dxa" w:w="60"/>
+              <w:left w:type="dxa" w:w="100"/>
+              <w:bottom w:type="dxa" w:w="60"/>
+              <w:right w:type="dxa" w:w="100"/>
+            </w:tcMar>
+          </w:tcPr>
+          <w:p>
+            <w:pPr>
+              <w:spacing w:after="0" w:line="252"/>
+            </w:pPr>
+            <w:r>
+              <w:rPr>
+                <w:rFonts w:ascii="Calibri" w:cs="Calibri" w:eastAsia="Calibri" w:hAnsi="Calibri"/>
+                <w:b w:val="false"/>
+                <w:bCs w:val="false"/>
+                <w:color w:val="0F1B2D"/>
+                <w:sz w:val="19"/>
+                <w:szCs w:val="19"/>
+              </w:rPr>
+              <w:t xml:space="preserve">results@email.dareomotosho.com</w:t>
+            </w:r>
+          </w:p>
+        </w:tc>
+        <w:tc>
+          <w:tcPr>
+            <w:tcW w:type="dxa" w:w="3960"/>
+            <w:tcMar>
+              <w:top w:type="dxa" w:w="60"/>
+              <w:left w:type="dxa" w:w="100"/>
+              <w:bottom w:type="dxa" w:w="60"/>
+              <w:right w:type="dxa" w:w="100"/>
+            </w:tcMar>
+          </w:tcPr>
+          <w:p>
+            <w:pPr>
+              <w:spacing w:after="0" w:line="252"/>
+            </w:pPr>
+            <w:r>
+              <w:rPr>
+                <w:rFonts w:ascii="Calibri" w:cs="Calibri" w:eastAsia="Calibri" w:hAnsi="Calibri"/>
+                <w:b w:val="false"/>
+                <w:bCs w:val="false"/>
+                <w:color w:val="0F1B2D"/>
+                <w:sz w:val="19"/>
+                <w:szCs w:val="19"/>
+              </w:rPr>
+              <w:t xml:space="preserve">Field Kit confirmation, sent once after a reader's first unlock. Capped at one send per address per 24h, and never blocks the unlock.</w:t>
+            </w:r>
+          </w:p>
+        </w:tc>
+        <w:tc>
+          <w:tcPr>
+            <w:tcW w:type="dxa" w:w="2200"/>
+            <w:tcMar>
+              <w:top w:type="dxa" w:w="60"/>
+              <w:left w:type="dxa" w:w="100"/>
+              <w:bottom w:type="dxa" w:w="60"/>
+              <w:right w:type="dxa" w:w="100"/>
+            </w:tcMar>
+          </w:tcPr>
+          <w:p>
+            <w:pPr>
+              <w:spacing w:after="0" w:line="252"/>
+            </w:pPr>
+            <w:r>
+              <w:rPr>
+                <w:rFonts w:ascii="Calibri" w:cs="Calibri" w:eastAsia="Calibri" w:hAnsi="Calibri"/>
+                <w:b w:val="false"/>
+                <w:bCs w:val="false"/>
+                <w:color w:val="0F1B2D"/>
+                <w:sz w:val="19"/>
+                <w:szCs w:val="19"/>
+              </w:rPr>
+              <w:t xml:space="preserve">/api/resources/welcome</w:t>
+            </w:r>
+          </w:p>
+        </w:tc>
+      </w:tr>
     </w:tbl>
     <w:p>
       <w:pPr>
@@ -3281,6 +3364,199 @@
     </w:p>
     <w:p>
       <w:pPr>
+        <w:pStyle w:val="Heading2"/>
+        <w:spacing w:after="120" w:before="240"/>
+      </w:pPr>
+      <w:r>
+        <w:rPr>
+          <w:rFonts w:ascii="Calibri" w:cs="Calibri" w:eastAsia="Calibri" w:hAnsi="Calibri"/>
+          <w:b/>
+          <w:bCs/>
+          <w:color w:val="1E3A5F"/>
+        </w:rPr>
+        <w:t xml:space="preserve">6.8 The Field Kit and its email gate</w:t>
+      </w:r>
+    </w:p>
+    <w:p>
+      <w:pPr>
+        <w:spacing w:after="120" w:line="276"/>
+      </w:pPr>
+      <w:r>
+        <w:rPr>
+          <w:rFonts w:ascii="Calibri" w:cs="Calibri" w:eastAsia="Calibri" w:hAnsi="Calibri"/>
+          <w:color w:val="0F1B2D"/>
+          <w:sz w:val="21"/>
+          <w:szCs w:val="21"/>
+        </w:rPr>
+        <w:t xml:space="preserve">Every episode ships one working sheet — a checklist, an access review, a decision table. The sheets live as markdown in contents/resources/ and are published by the file-based contract in RESOURCES-CONTRACT.md: dropping a file into that folder is sufficient to make its page, its card, its nav entry, its sitemap URL and its PDF exist. There is no registration step and no list to append to.</w:t>
+      </w:r>
+    </w:p>
+    <w:p>
+      <w:pPr>
+        <w:spacing w:after="120" w:line="276"/>
+      </w:pPr>
+      <w:r>
+        <w:rPr>
+          <w:rFonts w:ascii="Calibri" w:cs="Calibri" w:eastAsia="Calibri" w:hAnsi="Calibri"/>
+          <w:b/>
+          <w:bCs/>
+          <w:color w:val="0F1B2D"/>
+          <w:sz w:val="21"/>
+          <w:szCs w:val="21"/>
+        </w:rPr>
+        <w:t xml:space="preserve">How the gate works.</w:t>
+      </w:r>
+      <w:r>
+        <w:rPr>
+          <w:rFonts w:ascii="Calibri" w:cs="Calibri" w:eastAsia="Calibri" w:hAnsi="Calibri"/>
+          <w:color w:val="0F1B2D"/>
+          <w:sz w:val="21"/>
+          <w:szCs w:val="21"/>
+        </w:rPr>
+        <w:t xml:space="preserve"> The opening of each sheet is public and crawlable. The remainder is fetched from /api/resources/[slug] after the reader leaves an email once, and the PDF from /api/resources/[slug]/download. Both check a resources_unlocked cookie, so the gated half never ships inside the page HTML. The unlock is mirrored into localStorage, so it survives a cookie clear, and it is asked for once ever — not once per kit.</w:t>
+      </w:r>
+    </w:p>
+    <w:p>
+      <w:pPr>
+        <w:spacing w:after="120" w:line="276"/>
+      </w:pPr>
+      <w:r>
+        <w:rPr>
+          <w:rFonts w:ascii="Calibri" w:cs="Calibri" w:eastAsia="Calibri" w:hAnsi="Calibri"/>
+          <w:b/>
+          <w:bCs/>
+          <w:color w:val="0F1B2D"/>
+          <w:sz w:val="21"/>
+          <w:szCs w:val="21"/>
+        </w:rPr>
+        <w:t xml:space="preserve">It is a courtesy, not an authorisation boundary.</w:t>
+      </w:r>
+      <w:r>
+        <w:rPr>
+          <w:rFonts w:ascii="Calibri" w:cs="Calibri" w:eastAsia="Calibri" w:hAnsi="Calibri"/>
+          <w:color w:val="0F1B2D"/>
+          <w:sz w:val="21"/>
+          <w:szCs w:val="21"/>
+        </w:rPr>
+        <w:t xml:space="preserve"> The kits are free. The cookie exists to stop the site asking twice, and anyone willing to set it by hand can read a sheet without leaving an address. That is an accepted outcome rather than a vulnerability, because nothing private sits behind it. What is defended is the mail, not the markdown.</w:t>
+      </w:r>
+    </w:p>
+    <w:p>
+      <w:pPr>
+        <w:spacing w:after="120" w:line="276"/>
+      </w:pPr>
+      <w:r>
+        <w:rPr>
+          <w:rFonts w:ascii="Calibri" w:cs="Calibri" w:eastAsia="Calibri" w:hAnsi="Calibri"/>
+          <w:b/>
+          <w:bCs/>
+          <w:color w:val="0F1B2D"/>
+          <w:sz w:val="21"/>
+          <w:szCs w:val="21"/>
+        </w:rPr>
+        <w:t xml:space="preserve">One list, and no duplicates.</w:t>
+      </w:r>
+      <w:r>
+        <w:rPr>
+          <w:rFonts w:ascii="Calibri" w:cs="Calibri" w:eastAsia="Calibri" w:hAnsi="Calibri"/>
+          <w:color w:val="0F1B2D"/>
+          <w:sz w:val="21"/>
+          <w:szCs w:val="21"/>
+        </w:rPr>
+        <w:t xml:space="preserve"> The Subscribe form and the gate both go through lib/subscribe.ts, which writes to the Resend audience via /api/subscribe and to the Supabase subscribers table as a backup. Either landing counts. Neither store can hold a duplicate — subscribers_email_unique is on lower(email), and a Resend contact conflict is refused — and addresses are lowercased before either store sees them, so Resend cannot carry You@x.com and you@x.com as two contacts while Postgres counts them as one.</w:t>
+      </w:r>
+    </w:p>
+    <w:p>
+      <w:pPr>
+        <w:spacing w:after="120" w:line="276"/>
+      </w:pPr>
+      <w:r>
+        <w:rPr>
+          <w:rFonts w:ascii="Calibri" w:cs="Calibri" w:eastAsia="Calibri" w:hAnsi="Calibri"/>
+          <w:b/>
+          <w:bCs/>
+          <w:color w:val="0F1B2D"/>
+          <w:sz w:val="21"/>
+          <w:szCs w:val="21"/>
+        </w:rPr>
+        <w:t xml:space="preserve">What a returning reader sees.</w:t>
+      </w:r>
+      <w:r>
+        <w:rPr>
+          <w:rFonts w:ascii="Calibri" w:cs="Calibri" w:eastAsia="Calibri" w:hAnsi="Calibri"/>
+          <w:color w:val="0F1B2D"/>
+          <w:sz w:val="21"/>
+          <w:szCs w:val="21"/>
+        </w:rPr>
+        <w:t xml:space="preserve"> submitEmail() returns alreadySubscribed alongside ok, built from the union of the Postgres 23505 unique violation (definitive) and a Resend 409 (advisory — Resend may accept a repeat contact as a plain create). When it is true the gate says so, unlocks anyway, and skips the confirmation email. When neither store can tell, the flag stays false and the code behaves as though the signup were new, so it never guesses.</w:t>
+      </w:r>
+    </w:p>
+    <w:p>
+      <w:pPr>
+        <w:spacing w:after="120" w:line="276"/>
+      </w:pPr>
+      <w:r>
+        <w:rPr>
+          <w:rFonts w:ascii="Calibri" w:cs="Calibri" w:eastAsia="Calibri" w:hAnsi="Calibri"/>
+          <w:b/>
+          <w:bCs/>
+          <w:color w:val="0F1B2D"/>
+          <w:sz w:val="21"/>
+          <w:szCs w:val="21"/>
+        </w:rPr>
+        <w:t xml:space="preserve">The PDF.</w:t>
+      </w:r>
+      <w:r>
+        <w:rPr>
+          <w:rFonts w:ascii="Calibri" w:cs="Calibri" w:eastAsia="Calibri" w:hAnsi="Calibri"/>
+          <w:color w:val="0F1B2D"/>
+          <w:sz w:val="21"/>
+          <w:szCs w:val="21"/>
+        </w:rPr>
+        <w:t xml:space="preserve"> lib/resource-pdf.tsx renders the same markdown to A4 so the fill-in tables survive as tables with room to write, rather than being flattened into prose. Blank table cells get a minimum height, and a blockquote line consisting only of underscores becomes a ruled line, because printing the underscores reads as noise on paper. Changes here are verified by extracting the PDF's text — a footer that renders nothing still returns HTTP 200.</w:t>
+      </w:r>
+    </w:p>
+    <w:p>
+      <w:pPr>
+        <w:spacing w:after="120" w:line="276"/>
+      </w:pPr>
+      <w:r>
+        <w:rPr>
+          <w:rFonts w:ascii="Calibri" w:cs="Calibri" w:eastAsia="Calibri" w:hAnsi="Calibri"/>
+          <w:b/>
+          <w:bCs/>
+          <w:color w:val="0F1B2D"/>
+          <w:sz w:val="21"/>
+          <w:szCs w:val="21"/>
+        </w:rPr>
+        <w:t xml:space="preserve">Ordering.</w:t>
+      </w:r>
+      <w:r>
+        <w:rPr>
+          <w:rFonts w:ascii="Calibri" w:cs="Calibri" w:eastAsia="Calibri" w:hAnsi="Calibri"/>
+          <w:color w:val="0F1B2D"/>
+          <w:sz w:val="21"/>
+          <w:szCs w:val="21"/>
+        </w:rPr>
+        <w:t xml:space="preserve"> getResources() sorts date-descending with title as a stable tie-break, and it is the single sort — nothing re-sorts downstream. The shelf at /resources/field-kit and the Resources nav dropdown both read it, so the newest episode's kit is always first. The dropdown is capped at five (KITS_IN_MENU) with the shelf link above it, so a long back catalogue never turns the menu into a wall.</w:t>
+      </w:r>
+    </w:p>
+    <w:p>
+      <w:pPr>
+        <w:spacing w:after="120" w:line="276"/>
+      </w:pPr>
+      <w:r>
+        <w:rPr>
+          <w:rFonts w:ascii="Calibri" w:cs="Calibri" w:eastAsia="Calibri" w:hAnsi="Calibri"/>
+          <w:color w:val="0F1B2D"/>
+          <w:sz w:val="21"/>
+          <w:szCs w:val="21"/>
+        </w:rPr>
+        <w:t xml:space="preserve">https://dareomotosho.com/resources/field-kit is printed in every video description, which makes it load-bearing off-site. It must not be renamed or restructured; if it ever moves, a permanent redirect ships in the same change.</w:t>
+      </w:r>
+    </w:p>
+    <w:p>
+      <w:pPr>
         <w:pStyle w:val="Heading1"/>
         <w:spacing w:after="160" w:before="320"/>
       </w:pPr>
@@ -3421,282 +3697,6 @@
     </w:p>
     <w:p>
       <w:pPr>
-        <w:pStyle w:val="Heading1"/>
-        <w:spacing w:after="160" w:before="320"/>
-      </w:pPr>
-      <w:r>
-        <w:rPr>
-          <w:rFonts w:ascii="Calibri" w:cs="Calibri" w:eastAsia="Calibri" w:hAnsi="Calibri"/>
-          <w:b/>
-          <w:bCs/>
-          <w:color w:val="1E3A5F"/>
-        </w:rPr>
-        <w:t xml:space="preserve">8. Challenges Faced and How They Were Solved</w:t>
-      </w:r>
-    </w:p>
-    <w:p>
-      <w:pPr>
-        <w:spacing w:after="120" w:line="276"/>
-      </w:pPr>
-      <w:r>
-        <w:rPr>
-          <w:rFonts w:ascii="Calibri" w:cs="Calibri" w:eastAsia="Calibri" w:hAnsi="Calibri"/>
-          <w:color w:val="0F1B2D"/>
-          <w:sz w:val="21"/>
-          <w:szCs w:val="21"/>
-        </w:rPr>
-        <w:t xml:space="preserve">This section is deliberately honest. Every item below shipped broken at least once, and the fix is documented so the next person does not re-learn it the hard way.</w:t>
-      </w:r>
-    </w:p>
-    <w:p>
-      <w:pPr>
-        <w:pStyle w:val="Heading3"/>
-        <w:spacing w:after="100" w:before="200"/>
-      </w:pPr>
-      <w:r>
-        <w:rPr>
-          <w:rFonts w:ascii="Calibri" w:cs="Calibri" w:eastAsia="Calibri" w:hAnsi="Calibri"/>
-          <w:b/>
-          <w:bCs/>
-          <w:color w:val="B8842E"/>
-        </w:rPr>
-        <w:t xml:space="preserve">8.1 The downloadable image was an empty file (Satori's CSS subset)</w:t>
-      </w:r>
-    </w:p>
-    <w:p>
-      <w:pPr>
-        <w:spacing w:after="120" w:line="276"/>
-      </w:pPr>
-      <w:r>
-        <w:rPr>
-          <w:rFonts w:ascii="Calibri" w:cs="Calibri" w:eastAsia="Calibri" w:hAnsi="Calibri"/>
-          <w:color w:val="0F1B2D"/>
-          <w:sz w:val="21"/>
-          <w:szCs w:val="21"/>
-        </w:rPr>
-        <w:t xml:space="preserve">Symptom: “the file cannot be opened because it is an empty image.” Root cause: next/og renders JSX with Satori, which supports only a subset of CSS. The layout used margin-top: auto (to push a footer down) and width: fit-content (on a chip) — both unsupported. Satori fails silently and the route returns an empty/corrupt PNG. Fix: a flex spacer element (flex: 1) instead of auto margins, and removing fit-content. Lesson: with Satori, treat any CSS shorthand or intrinsic-sizing keyword as suspect, and test the actual binary output, not just the HTTP 200.</w:t>
-      </w:r>
-    </w:p>
-    <w:p>
-      <w:pPr>
-        <w:pStyle w:val="Heading3"/>
-        <w:spacing w:after="100" w:before="200"/>
-      </w:pPr>
-      <w:r>
-        <w:rPr>
-          <w:rFonts w:ascii="Calibri" w:cs="Calibri" w:eastAsia="Calibri" w:hAnsi="Calibri"/>
-          <w:b/>
-          <w:bCs/>
-          <w:color w:val="B8842E"/>
-        </w:rPr>
-        <w:t xml:space="preserve">8.2 The PDF path fought the browser twice — then stopped being a browser problem</w:t>
-      </w:r>
-    </w:p>
-    <w:p>
-      <w:pPr>
-        <w:spacing w:after="120" w:line="276"/>
-      </w:pPr>
-      <w:r>
-        <w:rPr>
-          <w:rFonts w:ascii="Calibri" w:cs="Calibri" w:eastAsia="Calibri" w:hAnsi="Calibri"/>
-          <w:color w:val="0F1B2D"/>
-          <w:sz w:val="21"/>
-          <w:szCs w:val="21"/>
-        </w:rPr>
-        <w:t xml:space="preserve">First attempt: open a window, write styled HTML, call window.print(). Two failures followed. (1) Printed pages carried the browser's own header/footer (date, title, URL) — those render inside the page margins, so the fix at that stage was @page { margin: 0 } with body padding standing in for margins. (2) Worse, saving from the print preview silently failed in several browsers because the popup was an about:blank document; a hidden same-origin iframe improved it but still wasn't reliable everywhere. Final solution: stop printing altogether. /api/download-pdf renders the report server-side with @react-pdf/renderer and the button downloads a real .pdf file. Identical behavior on every device, no dialog, and the same buffer doubles as the email attachment.</w:t>
-      </w:r>
-    </w:p>
-    <w:p>
-      <w:pPr>
-        <w:pStyle w:val="Heading3"/>
-        <w:spacing w:after="100" w:before="200"/>
-      </w:pPr>
-      <w:r>
-        <w:rPr>
-          <w:rFonts w:ascii="Calibri" w:cs="Calibri" w:eastAsia="Calibri" w:hAnsi="Calibri"/>
-          <w:b/>
-          <w:bCs/>
-          <w:color w:val="B8842E"/>
-        </w:rPr>
-        <w:t xml:space="preserve">8.3 Emailed results arrived as raw text, then arrived empty (FormSubmit's limits)</w:t>
-      </w:r>
-    </w:p>
-    <w:p>
-      <w:pPr>
-        <w:spacing w:after="120" w:line="276"/>
-      </w:pPr>
-      <w:r>
-        <w:rPr>
-          <w:rFonts w:ascii="Calibri" w:cs="Calibri" w:eastAsia="Calibri" w:hAnsi="Calibri"/>
-          <w:color w:val="0F1B2D"/>
-          <w:sz w:val="21"/>
-          <w:szCs w:val="21"/>
-        </w:rPr>
-        <w:t xml:space="preserve">The first email flow posted the report to FormSubmit as a plain-text message field — delivered, but as unreadable raw markdown. The “fix” posted an _html field instead — and FormSubmit silently drops field names it doesn't recognize, so recipients got an empty shell email. Root lesson: FormSubmit only delivers named form fields through its fixed templates; it cannot carry a custom HTML body or attachments. Solution: move transactional email to Resend entirely, with the PDF attached — which is what the user actually wanted from the start.</w:t>
-      </w:r>
-    </w:p>
-    <w:p>
-      <w:pPr>
-        <w:pStyle w:val="Heading3"/>
-        <w:spacing w:after="100" w:before="200"/>
-      </w:pPr>
-      <w:r>
-        <w:rPr>
-          <w:rFonts w:ascii="Calibri" w:cs="Calibri" w:eastAsia="Calibri" w:hAnsi="Calibri"/>
-          <w:b/>
-          <w:bCs/>
-          <w:color w:val="B8842E"/>
-        </w:rPr>
-        <w:t xml:space="preserve">8.4 Resend rejected sends: domain verification is exact</w:t>
-      </w:r>
-    </w:p>
-    <w:p>
-      <w:pPr>
-        <w:spacing w:after="120" w:line="276"/>
-      </w:pPr>
-      <w:r>
-        <w:rPr>
-          <w:rFonts w:ascii="Calibri" w:cs="Calibri" w:eastAsia="Calibri" w:hAnsi="Calibri"/>
-          <w:color w:val="0F1B2D"/>
-          <w:sz w:val="21"/>
-          <w:szCs w:val="21"/>
-        </w:rPr>
-        <w:t xml:space="preserve">The account verified email.dareomotosho.com (a subdomain), but the code sent from results@dareomotosho.com (the root). Resend refuses senders on unverified domains, surfacing to users as a generic “something went wrong.” Fix: senders moved to the verified subdomain. Choosing a subdomain was itself deliberate: its SPF/DKIM records don't interfere with normal mail on the root domain.</w:t>
-      </w:r>
-    </w:p>
-    <w:p>
-      <w:pPr>
-        <w:pStyle w:val="Heading3"/>
-        <w:spacing w:after="100" w:before="200"/>
-      </w:pPr>
-      <w:r>
-        <w:rPr>
-          <w:rFonts w:ascii="Calibri" w:cs="Calibri" w:eastAsia="Calibri" w:hAnsi="Calibri"/>
-          <w:b/>
-          <w:bCs/>
-          <w:color w:val="B8842E"/>
-        </w:rPr>
-        <w:t xml:space="preserve">8.5 The audience ID that came from the documentation</w:t>
-      </w:r>
-    </w:p>
-    <w:p>
-      <w:pPr>
-        <w:spacing w:after="120" w:line="276"/>
-      </w:pPr>
-      <w:r>
-        <w:rPr>
-          <w:rFonts w:ascii="Calibri" w:cs="Calibri" w:eastAsia="Calibri" w:hAnsi="Calibri"/>
-          <w:color w:val="0F1B2D"/>
-          <w:sz w:val="21"/>
-          <w:szCs w:val="21"/>
-        </w:rPr>
-        <w:t xml:space="preserve">Subscribe requests “succeeded” but no contacts appeared in Resend. The configured RESEND_AUDIENCE_ID had been copied from an example in Resend's API docs — a placeholder UUID for an audience that doesn't exist, and the failure was masked because the Supabase backup insert succeeded so the UI showed success. Two fixes: the route now discovers the account's real audience via GET /audiences (no configuration needed at all; a wrong override falls back to discovery), and a GET diagnostic on /api/subscribe reports key validity, the audience list, and the ID in use. Related trap documented in the diagnostic: an API key created with “Sending access” only can send email but is refused on audience endpoints — the subscriber flow needs a Full-access key.</w:t>
-      </w:r>
-    </w:p>
-    <w:p>
-      <w:pPr>
-        <w:pStyle w:val="Heading3"/>
-        <w:spacing w:after="100" w:before="200"/>
-      </w:pPr>
-      <w:r>
-        <w:rPr>
-          <w:rFonts w:ascii="Calibri" w:cs="Calibri" w:eastAsia="Calibri" w:hAnsi="Calibri"/>
-          <w:b/>
-          <w:bCs/>
-          <w:color w:val="B8842E"/>
-        </w:rPr>
-        <w:t xml:space="preserve">8.6 LinkedIn shares showed no image</w:t>
-      </w:r>
-    </w:p>
-    <w:p>
-      <w:pPr>
-        <w:spacing w:after="120" w:line="276"/>
-      </w:pPr>
-      <w:r>
-        <w:rPr>
-          <w:rFonts w:ascii="Calibri" w:cs="Calibri" w:eastAsia="Calibri" w:hAnsi="Calibri"/>
-          <w:color w:val="0F1B2D"/>
-          <w:sz w:val="21"/>
-          <w:szCs w:val="21"/>
-        </w:rPr>
-        <w:t xml:space="preserve">LinkedIn's crawler timed out rendering the OG image live at share time. Fix: revalidate = 86400 on the track OG image route — the image is generated once, then served from cache for 24 hours, fast enough for the crawler.</w:t>
-      </w:r>
-    </w:p>
-    <w:p>
-      <w:pPr>
-        <w:pStyle w:val="Heading3"/>
-        <w:spacing w:after="100" w:before="200"/>
-      </w:pPr>
-      <w:r>
-        <w:rPr>
-          <w:rFonts w:ascii="Calibri" w:cs="Calibri" w:eastAsia="Calibri" w:hAnsi="Calibri"/>
-          <w:b/>
-          <w:bCs/>
-          <w:color w:val="B8842E"/>
-        </w:rPr>
-        <w:t xml:space="preserve">8.7 A 422 from an environment variable</w:t>
-      </w:r>
-    </w:p>
-    <w:p>
-      <w:pPr>
-        <w:spacing w:after="120" w:line="276"/>
-      </w:pPr>
-      <w:r>
-        <w:rPr>
-          <w:rFonts w:ascii="Calibri" w:cs="Calibri" w:eastAsia="Calibri" w:hAnsi="Calibri"/>
-          <w:color w:val="0F1B2D"/>
-          <w:sz w:val="21"/>
-          <w:szCs w:val="21"/>
-        </w:rPr>
-        <w:t xml:space="preserve">The contact relay failed with Resend 422 “Invalid from field.” The hardcoded default sender was valid — the failing value came from an env var pasted with formatting damage (wrapping quotes / missing angle brackets are the classic Vercel paste accidents). Fix in two layers: lib/email.ts safeSender() repairs wrapping quotes, stray whitespace, and name-without-brackets, and falls back to the built-in sender when the value is unusable; and the form now surfaces the server's real error detail instead of only a generic apology, which is how this was diagnosed in minutes instead of days. Reply-To is also set as a raw header rather than Resend's dedicated field, sidestepping a reply_to / replyTo naming variance between API versions.</w:t>
-      </w:r>
-    </w:p>
-    <w:p>
-      <w:pPr>
-        <w:pStyle w:val="Heading3"/>
-        <w:spacing w:after="100" w:before="200"/>
-      </w:pPr>
-      <w:r>
-        <w:rPr>
-          <w:rFonts w:ascii="Calibri" w:cs="Calibri" w:eastAsia="Calibri" w:hAnsi="Calibri"/>
-          <w:b/>
-          <w:bCs/>
-          <w:color w:val="B8842E"/>
-        </w:rPr>
-        <w:t xml:space="preserve">8.8 The seeder kept unpublishing content</w:t>
-      </w:r>
-    </w:p>
-    <w:p>
-      <w:pPr>
-        <w:spacing w:after="120" w:line="276"/>
-      </w:pPr>
-      <w:r>
-        <w:rPr>
-          <w:rFonts w:ascii="Calibri" w:cs="Calibri" w:eastAsia="Calibri" w:hAnsi="Calibri"/>
-          <w:color w:val="0F1B2D"/>
-          <w:sz w:val="21"/>
-          <w:szCs w:val="21"/>
-        </w:rPr>
-        <w:t xml:space="preserve">Early versions of the seed workflow re-inserted content wholesale, resetting published flags that had been flipped manually in Supabase. Fix: --update mode — match by slug, update content columns, never touch published. New files still land as drafts.</w:t>
-      </w:r>
-    </w:p>
-    <w:p>
-      <w:pPr>
-        <w:pStyle w:val="Heading3"/>
-        <w:spacing w:after="100" w:before="200"/>
-      </w:pPr>
-      <w:r>
-        <w:rPr>
-          <w:rFonts w:ascii="Calibri" w:cs="Calibri" w:eastAsia="Calibri" w:hAnsi="Calibri"/>
-          <w:b/>
-          <w:bCs/>
-          <w:color w:val="B8842E"/>
-        </w:rPr>
-        <w:t xml:space="preserve">8.9 Assorted smaller traps, recorded so they stay solved</w:t>
-      </w:r>
-    </w:p>
-    <w:p>
-      <w:pPr>
         <w:pStyle w:val="ListParagraph"/>
         <w:numPr>
           <w:ilvl w:val="0"/>
@@ -3707,11 +3707,22 @@
       <w:r>
         <w:rPr>
           <w:rFonts w:ascii="Calibri" w:cs="Calibri" w:eastAsia="Calibri" w:hAnsi="Calibri"/>
-          <w:color w:val="0F1B2D"/>
-          <w:sz w:val="21"/>
-          <w:szCs w:val="21"/>
-        </w:rPr>
-        <w:t xml:space="preserve">JSX in an API route requires the file to be route.tsx — route.ts fails to compile.</w:t>
+          <w:b/>
+          <w:bCs/>
+          <w:color w:val="0F1B2D"/>
+          <w:sz w:val="21"/>
+          <w:szCs w:val="21"/>
+        </w:rPr>
+        <w:t xml:space="preserve">Per-address cap on the Field Kit confirmation email</w:t>
+      </w:r>
+      <w:r>
+        <w:rPr>
+          <w:rFonts w:ascii="Calibri" w:cs="Calibri" w:eastAsia="Calibri" w:hAnsi="Calibri"/>
+          <w:color w:val="0F1B2D"/>
+          <w:sz w:val="21"/>
+          <w:szCs w:val="21"/>
+        </w:rPr>
+        <w:t xml:space="preserve"> (one send per address per 24h, on top of the per-IP limit). The route is unauthenticated by necessity, so without it the same person could be mailed repeatedly from rotating IPs. The allowance is claimed before the send and released if the send fails, so a transient Resend error does not cost a reader their email for a day. In-memory, so on serverless it holds per warm instance — the client-side skip is the first line of defence and this is the backstop.</w:t>
       </w:r>
     </w:p>
     <w:p>
@@ -3726,11 +3737,22 @@
       <w:r>
         <w:rPr>
           <w:rFonts w:ascii="Calibri" w:cs="Calibri" w:eastAsia="Calibri" w:hAnsi="Calibri"/>
-          <w:color w:val="0F1B2D"/>
-          <w:sz w:val="21"/>
-          <w:szCs w:val="21"/>
-        </w:rPr>
-        <w:t xml:space="preserve">Node 20 in CI crashed the seeder (@supabase/supabase-js needs a native WebSocket at construction); the workflow pins Node 22.</w:t>
+          <w:b/>
+          <w:bCs/>
+          <w:color w:val="0F1B2D"/>
+          <w:sz w:val="21"/>
+          <w:szCs w:val="21"/>
+        </w:rPr>
+        <w:t xml:space="preserve">Both first-party cookies are SameSite=Lax and Secure</w:t>
+      </w:r>
+      <w:r>
+        <w:rPr>
+          <w:rFonts w:ascii="Calibri" w:cs="Calibri" w:eastAsia="Calibri" w:hAnsi="Calibri"/>
+          <w:color w:val="0F1B2D"/>
+          <w:sz w:val="21"/>
+          <w:szCs w:val="21"/>
+        </w:rPr>
+        <w:t xml:space="preserve"> (cookie_consent and resources_unlocked). Neither carries an email address or any other personal detail — resources_unlocked records only that an unlock happened. app/cookies/page.tsx names both, plus the two matching localStorage keys.</w:t>
       </w:r>
     </w:p>
     <w:p>
@@ -3745,11 +3767,22 @@
       <w:r>
         <w:rPr>
           <w:rFonts w:ascii="Calibri" w:cs="Calibri" w:eastAsia="Calibri" w:hAnsi="Calibri"/>
-          <w:color w:val="0F1B2D"/>
-          <w:sz w:val="21"/>
-          <w:szCs w:val="21"/>
-        </w:rPr>
-        <w:t xml:space="preserve">Opening /feed.xml showed raw XML; an XSL stylesheet renders it as a styled page — but only if the response is served as application/xml (browsers don't apply XSLT to application/rss+xml). Feed readers accept either.</w:t>
+          <w:b/>
+          <w:bCs/>
+          <w:color w:val="0F1B2D"/>
+          <w:sz w:val="21"/>
+          <w:szCs w:val="21"/>
+        </w:rPr>
+        <w:t xml:space="preserve">The resource gate is explicitly not an authorisation boundary.</w:t>
+      </w:r>
+      <w:r>
+        <w:rPr>
+          <w:rFonts w:ascii="Calibri" w:cs="Calibri" w:eastAsia="Calibri" w:hAnsi="Calibri"/>
+          <w:color w:val="0F1B2D"/>
+          <w:sz w:val="21"/>
+          <w:szCs w:val="21"/>
+        </w:rPr>
+        <w:t xml:space="preserve"> The kits are free and nothing private sits behind the cookie, so it is not built to resist a hand-set value. Recorded here so no future change mistakes it for one.</w:t>
       </w:r>
     </w:p>
     <w:p>
@@ -3764,11 +3797,298 @@
       <w:r>
         <w:rPr>
           <w:rFonts w:ascii="Calibri" w:cs="Calibri" w:eastAsia="Calibri" w:hAnsi="Calibri"/>
-          <w:color w:val="0F1B2D"/>
-          <w:sz w:val="21"/>
-          <w:szCs w:val="21"/>
-        </w:rPr>
-        <w:t xml:space="preserve">Satori-based OG routes run on the Edge runtime; @react-pdf/renderer requires the Node runtime. The two generators cannot share a runtime, hence separate routes.</w:t>
+          <w:b/>
+          <w:bCs/>
+          <w:color w:val="0F1B2D"/>
+          <w:sz w:val="21"/>
+          <w:szCs w:val="21"/>
+        </w:rPr>
+        <w:t xml:space="preserve">Dependency posture</w:t>
+      </w:r>
+      <w:r>
+        <w:rPr>
+          <w:rFonts w:ascii="Calibri" w:cs="Calibri" w:eastAsia="Calibri" w:hAnsi="Calibri"/>
+          <w:color w:val="0F1B2D"/>
+          <w:sz w:val="21"/>
+          <w:szCs w:val="21"/>
+        </w:rPr>
+        <w:t xml:space="preserve"> (August 2026): npm audit is clean of direct advisories. adm-zip was raised to ^0.6.0 (GHSA-xcpc-8h2w-3j85) and the postcss floor to ^8.5.23 so a fresh install cannot resolve an affected version. Three advisories remain, all inside Next.js's own pinned dependencies (postcss 8.4.31 and sharp 0.34.x). They are reachable only through build-time CSS processing and image optimisation, and this site uses no next/image, so nothing exercises sharp at runtime. Clearing them requires the Next.js 16 major upgrade, which is a deliberate decision rather than a patch.</w:t>
+      </w:r>
+    </w:p>
+    <w:p>
+      <w:pPr>
+        <w:pStyle w:val="Heading1"/>
+        <w:spacing w:after="160" w:before="320"/>
+      </w:pPr>
+      <w:r>
+        <w:rPr>
+          <w:rFonts w:ascii="Calibri" w:cs="Calibri" w:eastAsia="Calibri" w:hAnsi="Calibri"/>
+          <w:b/>
+          <w:bCs/>
+          <w:color w:val="1E3A5F"/>
+        </w:rPr>
+        <w:t xml:space="preserve">8. Challenges Faced and How They Were Solved</w:t>
+      </w:r>
+    </w:p>
+    <w:p>
+      <w:pPr>
+        <w:spacing w:after="120" w:line="276"/>
+      </w:pPr>
+      <w:r>
+        <w:rPr>
+          <w:rFonts w:ascii="Calibri" w:cs="Calibri" w:eastAsia="Calibri" w:hAnsi="Calibri"/>
+          <w:color w:val="0F1B2D"/>
+          <w:sz w:val="21"/>
+          <w:szCs w:val="21"/>
+        </w:rPr>
+        <w:t xml:space="preserve">This section is deliberately honest. Every item below shipped broken at least once, and the fix is documented so the next person does not re-learn it the hard way.</w:t>
+      </w:r>
+    </w:p>
+    <w:p>
+      <w:pPr>
+        <w:pStyle w:val="Heading3"/>
+        <w:spacing w:after="100" w:before="200"/>
+      </w:pPr>
+      <w:r>
+        <w:rPr>
+          <w:rFonts w:ascii="Calibri" w:cs="Calibri" w:eastAsia="Calibri" w:hAnsi="Calibri"/>
+          <w:b/>
+          <w:bCs/>
+          <w:color w:val="B8842E"/>
+        </w:rPr>
+        <w:t xml:space="preserve">8.1 The downloadable image was an empty file (Satori's CSS subset)</w:t>
+      </w:r>
+    </w:p>
+    <w:p>
+      <w:pPr>
+        <w:spacing w:after="120" w:line="276"/>
+      </w:pPr>
+      <w:r>
+        <w:rPr>
+          <w:rFonts w:ascii="Calibri" w:cs="Calibri" w:eastAsia="Calibri" w:hAnsi="Calibri"/>
+          <w:color w:val="0F1B2D"/>
+          <w:sz w:val="21"/>
+          <w:szCs w:val="21"/>
+        </w:rPr>
+        <w:t xml:space="preserve">Symptom: “the file cannot be opened because it is an empty image.” Root cause: next/og renders JSX with Satori, which supports only a subset of CSS. The layout used margin-top: auto (to push a footer down) and width: fit-content (on a chip) — both unsupported. Satori fails silently and the route returns an empty/corrupt PNG. Fix: a flex spacer element (flex: 1) instead of auto margins, and removing fit-content. Lesson: with Satori, treat any CSS shorthand or intrinsic-sizing keyword as suspect, and test the actual binary output, not just the HTTP 200.</w:t>
+      </w:r>
+    </w:p>
+    <w:p>
+      <w:pPr>
+        <w:pStyle w:val="Heading3"/>
+        <w:spacing w:after="100" w:before="200"/>
+      </w:pPr>
+      <w:r>
+        <w:rPr>
+          <w:rFonts w:ascii="Calibri" w:cs="Calibri" w:eastAsia="Calibri" w:hAnsi="Calibri"/>
+          <w:b/>
+          <w:bCs/>
+          <w:color w:val="B8842E"/>
+        </w:rPr>
+        <w:t xml:space="preserve">8.2 The PDF path fought the browser twice — then stopped being a browser problem</w:t>
+      </w:r>
+    </w:p>
+    <w:p>
+      <w:pPr>
+        <w:spacing w:after="120" w:line="276"/>
+      </w:pPr>
+      <w:r>
+        <w:rPr>
+          <w:rFonts w:ascii="Calibri" w:cs="Calibri" w:eastAsia="Calibri" w:hAnsi="Calibri"/>
+          <w:color w:val="0F1B2D"/>
+          <w:sz w:val="21"/>
+          <w:szCs w:val="21"/>
+        </w:rPr>
+        <w:t xml:space="preserve">First attempt: open a window, write styled HTML, call window.print(). Two failures followed. (1) Printed pages carried the browser's own header/footer (date, title, URL) — those render inside the page margins, so the fix at that stage was @page { margin: 0 } with body padding standing in for margins. (2) Worse, saving from the print preview silently failed in several browsers because the popup was an about:blank document; a hidden same-origin iframe improved it but still wasn't reliable everywhere. Final solution: stop printing altogether. /api/download-pdf renders the report server-side with @react-pdf/renderer and the button downloads a real .pdf file. Identical behavior on every device, no dialog, and the same buffer doubles as the email attachment.</w:t>
+      </w:r>
+    </w:p>
+    <w:p>
+      <w:pPr>
+        <w:pStyle w:val="Heading3"/>
+        <w:spacing w:after="100" w:before="200"/>
+      </w:pPr>
+      <w:r>
+        <w:rPr>
+          <w:rFonts w:ascii="Calibri" w:cs="Calibri" w:eastAsia="Calibri" w:hAnsi="Calibri"/>
+          <w:b/>
+          <w:bCs/>
+          <w:color w:val="B8842E"/>
+        </w:rPr>
+        <w:t xml:space="preserve">8.3 Emailed results arrived as raw text, then arrived empty (FormSubmit's limits)</w:t>
+      </w:r>
+    </w:p>
+    <w:p>
+      <w:pPr>
+        <w:spacing w:after="120" w:line="276"/>
+      </w:pPr>
+      <w:r>
+        <w:rPr>
+          <w:rFonts w:ascii="Calibri" w:cs="Calibri" w:eastAsia="Calibri" w:hAnsi="Calibri"/>
+          <w:color w:val="0F1B2D"/>
+          <w:sz w:val="21"/>
+          <w:szCs w:val="21"/>
+        </w:rPr>
+        <w:t xml:space="preserve">The first email flow posted the report to FormSubmit as a plain-text message field — delivered, but as unreadable raw markdown. The “fix” posted an _html field instead — and FormSubmit silently drops field names it doesn't recognize, so recipients got an empty shell email. Root lesson: FormSubmit only delivers named form fields through its fixed templates; it cannot carry a custom HTML body or attachments. Solution: move transactional email to Resend entirely, with the PDF attached — which is what the user actually wanted from the start.</w:t>
+      </w:r>
+    </w:p>
+    <w:p>
+      <w:pPr>
+        <w:pStyle w:val="Heading3"/>
+        <w:spacing w:after="100" w:before="200"/>
+      </w:pPr>
+      <w:r>
+        <w:rPr>
+          <w:rFonts w:ascii="Calibri" w:cs="Calibri" w:eastAsia="Calibri" w:hAnsi="Calibri"/>
+          <w:b/>
+          <w:bCs/>
+          <w:color w:val="B8842E"/>
+        </w:rPr>
+        <w:t xml:space="preserve">8.4 Resend rejected sends: domain verification is exact</w:t>
+      </w:r>
+    </w:p>
+    <w:p>
+      <w:pPr>
+        <w:spacing w:after="120" w:line="276"/>
+      </w:pPr>
+      <w:r>
+        <w:rPr>
+          <w:rFonts w:ascii="Calibri" w:cs="Calibri" w:eastAsia="Calibri" w:hAnsi="Calibri"/>
+          <w:color w:val="0F1B2D"/>
+          <w:sz w:val="21"/>
+          <w:szCs w:val="21"/>
+        </w:rPr>
+        <w:t xml:space="preserve">The account verified email.dareomotosho.com (a subdomain), but the code sent from results@dareomotosho.com (the root). Resend refuses senders on unverified domains, surfacing to users as a generic “something went wrong.” Fix: senders moved to the verified subdomain. Choosing a subdomain was itself deliberate: its SPF/DKIM records don't interfere with normal mail on the root domain.</w:t>
+      </w:r>
+    </w:p>
+    <w:p>
+      <w:pPr>
+        <w:pStyle w:val="Heading3"/>
+        <w:spacing w:after="100" w:before="200"/>
+      </w:pPr>
+      <w:r>
+        <w:rPr>
+          <w:rFonts w:ascii="Calibri" w:cs="Calibri" w:eastAsia="Calibri" w:hAnsi="Calibri"/>
+          <w:b/>
+          <w:bCs/>
+          <w:color w:val="B8842E"/>
+        </w:rPr>
+        <w:t xml:space="preserve">8.5 The audience ID that came from the documentation</w:t>
+      </w:r>
+    </w:p>
+    <w:p>
+      <w:pPr>
+        <w:spacing w:after="120" w:line="276"/>
+      </w:pPr>
+      <w:r>
+        <w:rPr>
+          <w:rFonts w:ascii="Calibri" w:cs="Calibri" w:eastAsia="Calibri" w:hAnsi="Calibri"/>
+          <w:color w:val="0F1B2D"/>
+          <w:sz w:val="21"/>
+          <w:szCs w:val="21"/>
+        </w:rPr>
+        <w:t xml:space="preserve">Subscribe requests “succeeded” but no contacts appeared in Resend. The configured RESEND_AUDIENCE_ID had been copied from an example in Resend's API docs — a placeholder UUID for an audience that doesn't exist, and the failure was masked because the Supabase backup insert succeeded so the UI showed success. Two fixes: the route now discovers the account's real audience via GET /audiences (no configuration needed at all; a wrong override falls back to discovery), and a GET diagnostic on /api/subscribe reports key validity, the audience list, and the ID in use. Related trap documented in the diagnostic: an API key created with “Sending access” only can send email but is refused on audience endpoints — the subscriber flow needs a Full-access key.</w:t>
+      </w:r>
+    </w:p>
+    <w:p>
+      <w:pPr>
+        <w:pStyle w:val="Heading3"/>
+        <w:spacing w:after="100" w:before="200"/>
+      </w:pPr>
+      <w:r>
+        <w:rPr>
+          <w:rFonts w:ascii="Calibri" w:cs="Calibri" w:eastAsia="Calibri" w:hAnsi="Calibri"/>
+          <w:b/>
+          <w:bCs/>
+          <w:color w:val="B8842E"/>
+        </w:rPr>
+        <w:t xml:space="preserve">8.6 LinkedIn shares showed no image</w:t>
+      </w:r>
+    </w:p>
+    <w:p>
+      <w:pPr>
+        <w:spacing w:after="120" w:line="276"/>
+      </w:pPr>
+      <w:r>
+        <w:rPr>
+          <w:rFonts w:ascii="Calibri" w:cs="Calibri" w:eastAsia="Calibri" w:hAnsi="Calibri"/>
+          <w:color w:val="0F1B2D"/>
+          <w:sz w:val="21"/>
+          <w:szCs w:val="21"/>
+        </w:rPr>
+        <w:t xml:space="preserve">LinkedIn's crawler timed out rendering the OG image live at share time. Fix: revalidate = 86400 on the track OG image route — the image is generated once, then served from cache for 24 hours, fast enough for the crawler.</w:t>
+      </w:r>
+    </w:p>
+    <w:p>
+      <w:pPr>
+        <w:pStyle w:val="Heading3"/>
+        <w:spacing w:after="100" w:before="200"/>
+      </w:pPr>
+      <w:r>
+        <w:rPr>
+          <w:rFonts w:ascii="Calibri" w:cs="Calibri" w:eastAsia="Calibri" w:hAnsi="Calibri"/>
+          <w:b/>
+          <w:bCs/>
+          <w:color w:val="B8842E"/>
+        </w:rPr>
+        <w:t xml:space="preserve">8.7 A 422 from an environment variable</w:t>
+      </w:r>
+    </w:p>
+    <w:p>
+      <w:pPr>
+        <w:spacing w:after="120" w:line="276"/>
+      </w:pPr>
+      <w:r>
+        <w:rPr>
+          <w:rFonts w:ascii="Calibri" w:cs="Calibri" w:eastAsia="Calibri" w:hAnsi="Calibri"/>
+          <w:color w:val="0F1B2D"/>
+          <w:sz w:val="21"/>
+          <w:szCs w:val="21"/>
+        </w:rPr>
+        <w:t xml:space="preserve">The contact relay failed with Resend 422 “Invalid from field.” The hardcoded default sender was valid — the failing value came from an env var pasted with formatting damage (wrapping quotes / missing angle brackets are the classic Vercel paste accidents). Fix in two layers: lib/email.ts safeSender() repairs wrapping quotes, stray whitespace, and name-without-brackets, and falls back to the built-in sender when the value is unusable; and the form now surfaces the server's real error detail instead of only a generic apology, which is how this was diagnosed in minutes instead of days. Reply-To is also set as a raw header rather than Resend's dedicated field, sidestepping a reply_to / replyTo naming variance between API versions.</w:t>
+      </w:r>
+    </w:p>
+    <w:p>
+      <w:pPr>
+        <w:pStyle w:val="Heading3"/>
+        <w:spacing w:after="100" w:before="200"/>
+      </w:pPr>
+      <w:r>
+        <w:rPr>
+          <w:rFonts w:ascii="Calibri" w:cs="Calibri" w:eastAsia="Calibri" w:hAnsi="Calibri"/>
+          <w:b/>
+          <w:bCs/>
+          <w:color w:val="B8842E"/>
+        </w:rPr>
+        <w:t xml:space="preserve">8.8 The seeder kept unpublishing content</w:t>
+      </w:r>
+    </w:p>
+    <w:p>
+      <w:pPr>
+        <w:spacing w:after="120" w:line="276"/>
+      </w:pPr>
+      <w:r>
+        <w:rPr>
+          <w:rFonts w:ascii="Calibri" w:cs="Calibri" w:eastAsia="Calibri" w:hAnsi="Calibri"/>
+          <w:color w:val="0F1B2D"/>
+          <w:sz w:val="21"/>
+          <w:szCs w:val="21"/>
+        </w:rPr>
+        <w:t xml:space="preserve">Early versions of the seed workflow re-inserted content wholesale, resetting published flags that had been flipped manually in Supabase. Fix: --update mode — match by slug, update content columns, never touch published. New files still land as drafts.</w:t>
+      </w:r>
+    </w:p>
+    <w:p>
+      <w:pPr>
+        <w:pStyle w:val="Heading3"/>
+        <w:spacing w:after="100" w:before="200"/>
+      </w:pPr>
+      <w:r>
+        <w:rPr>
+          <w:rFonts w:ascii="Calibri" w:cs="Calibri" w:eastAsia="Calibri" w:hAnsi="Calibri"/>
+          <w:b/>
+          <w:bCs/>
+          <w:color w:val="B8842E"/>
+        </w:rPr>
+        <w:t xml:space="preserve">8.9 Assorted smaller traps, recorded so they stay solved</w:t>
       </w:r>
     </w:p>
     <w:p>
@@ -3787,36 +4107,7 @@
           <w:sz w:val="21"/>
           <w:szCs w:val="21"/>
         </w:rPr>
-        <w:t xml:space="preserve">A duplicate subscribe (Postgres 23505 unique violation, or Resend 409) is deliberately treated as success — the address is on the list either way.</w:t>
-      </w:r>
-    </w:p>
-    <w:p>
-      <w:pPr>
-        <w:pStyle w:val="Heading1"/>
-        <w:spacing w:after="160" w:before="320"/>
-      </w:pPr>
-      <w:r>
-        <w:rPr>
-          <w:rFonts w:ascii="Calibri" w:cs="Calibri" w:eastAsia="Calibri" w:hAnsi="Calibri"/>
-          <w:b/>
-          <w:bCs/>
-          <w:color w:val="1E3A5F"/>
-        </w:rPr>
-        <w:t xml:space="preserve">9. Environment Variables</w:t>
-      </w:r>
-    </w:p>
-    <w:p>
-      <w:pPr>
-        <w:spacing w:after="120" w:line="276"/>
-      </w:pPr>
-      <w:r>
-        <w:rPr>
-          <w:rFonts w:ascii="Calibri" w:cs="Calibri" w:eastAsia="Calibri" w:hAnsi="Calibri"/>
-          <w:color w:val="0F1B2D"/>
-          <w:sz w:val="21"/>
-          <w:szCs w:val="21"/>
-        </w:rPr>
-        <w:t xml:space="preserve">The complete, always-current table (required flags, which code reads each variable, failure modes) is maintained in the linked spreadsheet's “Environment Variables” sheet — see Section 15. The short version:</w:t>
+        <w:t xml:space="preserve">JSX in an API route requires the file to be route.tsx — route.ts fails to compile.</w:t>
       </w:r>
     </w:p>
     <w:p>
@@ -3830,39 +4121,12 @@
       </w:pPr>
       <w:r>
         <w:rPr>
-          <w:rFonts w:ascii="Consolas" w:cs="Consolas" w:eastAsia="Consolas" w:hAnsi="Consolas"/>
-          <w:color w:val="1E3A5F"/>
-          <w:sz w:val="19"/>
-          <w:szCs w:val="19"/>
-        </w:rPr>
-        <w:t xml:space="preserve">NEXT_PUBLIC_SUPABASE_URL</w:t>
-      </w:r>
-      <w:r>
-        <w:rPr>
-          <w:rFonts w:ascii="Calibri" w:cs="Calibri" w:eastAsia="Calibri" w:hAnsi="Calibri"/>
-          <w:color w:val="0F1B2D"/>
-          <w:sz w:val="21"/>
-          <w:szCs w:val="21"/>
-        </w:rPr>
-        <w:t xml:space="preserve">, </w:t>
-      </w:r>
-      <w:r>
-        <w:rPr>
-          <w:rFonts w:ascii="Consolas" w:cs="Consolas" w:eastAsia="Consolas" w:hAnsi="Consolas"/>
-          <w:color w:val="1E3A5F"/>
-          <w:sz w:val="19"/>
-          <w:szCs w:val="19"/>
-        </w:rPr>
-        <w:t xml:space="preserve">NEXT_PUBLIC_SUPABASE_ANON_KEY</w:t>
-      </w:r>
-      <w:r>
-        <w:rPr>
-          <w:rFonts w:ascii="Calibri" w:cs="Calibri" w:eastAsia="Calibri" w:hAnsi="Calibri"/>
-          <w:color w:val="0F1B2D"/>
-          <w:sz w:val="21"/>
-          <w:szCs w:val="21"/>
-        </w:rPr>
-        <w:t xml:space="preserve"> — required, safe to expose (RLS).</w:t>
+          <w:rFonts w:ascii="Calibri" w:cs="Calibri" w:eastAsia="Calibri" w:hAnsi="Calibri"/>
+          <w:color w:val="0F1B2D"/>
+          <w:sz w:val="21"/>
+          <w:szCs w:val="21"/>
+        </w:rPr>
+        <w:t xml:space="preserve">Node 20 in CI crashed the seeder (@supabase/supabase-js needs a native WebSocket at construction); the workflow pins Node 22.</w:t>
       </w:r>
     </w:p>
     <w:p>
@@ -3876,11 +4140,247 @@
       </w:pPr>
       <w:r>
         <w:rPr>
+          <w:rFonts w:ascii="Calibri" w:cs="Calibri" w:eastAsia="Calibri" w:hAnsi="Calibri"/>
+          <w:color w:val="0F1B2D"/>
+          <w:sz w:val="21"/>
+          <w:szCs w:val="21"/>
+        </w:rPr>
+        <w:t xml:space="preserve">Opening /feed.xml showed raw XML; an XSL stylesheet renders it as a styled page — but only if the response is served as application/xml (browsers don't apply XSLT to application/rss+xml). Feed readers accept either.</w:t>
+      </w:r>
+    </w:p>
+    <w:p>
+      <w:pPr>
+        <w:pStyle w:val="ListParagraph"/>
+        <w:numPr>
+          <w:ilvl w:val="0"/>
+          <w:numId w:val="2"/>
+        </w:numPr>
+        <w:spacing w:after="80" w:line="276"/>
+      </w:pPr>
+      <w:r>
+        <w:rPr>
+          <w:rFonts w:ascii="Calibri" w:cs="Calibri" w:eastAsia="Calibri" w:hAnsi="Calibri"/>
+          <w:color w:val="0F1B2D"/>
+          <w:sz w:val="21"/>
+          <w:szCs w:val="21"/>
+        </w:rPr>
+        <w:t xml:space="preserve">Satori-based OG routes run on the Edge runtime; @react-pdf/renderer requires the Node runtime. The two generators cannot share a runtime, hence separate routes.</w:t>
+      </w:r>
+    </w:p>
+    <w:p>
+      <w:pPr>
+        <w:pStyle w:val="ListParagraph"/>
+        <w:numPr>
+          <w:ilvl w:val="0"/>
+          <w:numId w:val="2"/>
+        </w:numPr>
+        <w:spacing w:after="80" w:line="276"/>
+      </w:pPr>
+      <w:r>
+        <w:rPr>
+          <w:rFonts w:ascii="Calibri" w:cs="Calibri" w:eastAsia="Calibri" w:hAnsi="Calibri"/>
+          <w:color w:val="0F1B2D"/>
+          <w:sz w:val="21"/>
+          <w:szCs w:val="21"/>
+        </w:rPr>
+        <w:t xml:space="preserve">A duplicate subscribe (Postgres 23505 unique violation, or Resend 409) is treated as success, because the address is on the list either way — but as of August 2026 it is no longer treated as indistinguishable from a new one. See 8.10.</w:t>
+      </w:r>
+    </w:p>
+    <w:p>
+      <w:pPr>
+        <w:pStyle w:val="Heading3"/>
+        <w:spacing w:after="100" w:before="200"/>
+      </w:pPr>
+      <w:r>
+        <w:rPr>
+          <w:rFonts w:ascii="Calibri" w:cs="Calibri" w:eastAsia="Calibri" w:hAnsi="Calibri"/>
+          <w:b/>
+          <w:bCs/>
+          <w:color w:val="B8842E"/>
+        </w:rPr>
+        <w:t xml:space="preserve">8.10 The same address, entered twice, looked like a bug</w:t>
+      </w:r>
+    </w:p>
+    <w:p>
+      <w:pPr>
+        <w:spacing w:after="120" w:line="276"/>
+      </w:pPr>
+      <w:r>
+        <w:rPr>
+          <w:rFonts w:ascii="Calibri" w:cs="Calibri" w:eastAsia="Calibri" w:hAnsi="Calibri"/>
+          <w:color w:val="0F1B2D"/>
+          <w:sz w:val="21"/>
+          <w:szCs w:val="21"/>
+        </w:rPr>
+        <w:t xml:space="preserve">Reported from the live site: entering the same email a second time on the Field Kit gate produced no acknowledgement, and the confirmation email arrived again.</w:t>
+      </w:r>
+    </w:p>
+    <w:p>
+      <w:pPr>
+        <w:spacing w:after="120" w:line="276"/>
+      </w:pPr>
+      <w:r>
+        <w:rPr>
+          <w:rFonts w:ascii="Calibri" w:cs="Calibri" w:eastAsia="Calibri" w:hAnsi="Calibri"/>
+          <w:b/>
+          <w:bCs/>
+          <w:color w:val="0F1B2D"/>
+          <w:sz w:val="21"/>
+          <w:szCs w:val="21"/>
+        </w:rPr>
+        <w:t xml:space="preserve">What was actually wrong.</w:t>
+      </w:r>
+      <w:r>
+        <w:rPr>
+          <w:rFonts w:ascii="Calibri" w:cs="Calibri" w:eastAsia="Calibri" w:hAnsi="Calibri"/>
+          <w:color w:val="0F1B2D"/>
+          <w:sz w:val="21"/>
+          <w:szCs w:val="21"/>
+        </w:rPr>
+        <w:t xml:space="preserve"> Not the database. subscribers_email_unique on lower(email) means a repeat signup cannot create a duplicate row, and Resend refuses a duplicate contact too — the list was never dirty. The defect was that both forms threw the refusal away: they reported plain success, so the visitor got no signal, and the gate fired the welcome email unconditionally.</w:t>
+      </w:r>
+    </w:p>
+    <w:p>
+      <w:pPr>
+        <w:spacing w:after="120" w:line="276"/>
+      </w:pPr>
+      <w:r>
+        <w:rPr>
+          <w:rFonts w:ascii="Calibri" w:cs="Calibri" w:eastAsia="Calibri" w:hAnsi="Calibri"/>
+          <w:b/>
+          <w:bCs/>
+          <w:color w:val="0F1B2D"/>
+          <w:sz w:val="21"/>
+          <w:szCs w:val="21"/>
+        </w:rPr>
+        <w:t xml:space="preserve">The fix.</w:t>
+      </w:r>
+      <w:r>
+        <w:rPr>
+          <w:rFonts w:ascii="Calibri" w:cs="Calibri" w:eastAsia="Calibri" w:hAnsi="Calibri"/>
+          <w:color w:val="0F1B2D"/>
+          <w:sz w:val="21"/>
+          <w:szCs w:val="21"/>
+        </w:rPr>
+        <w:t xml:space="preserve"> lib/subscribe.ts became the single client path onto the list and now returns alreadySubscribed. The gate skips the confirmation email for an address already on the list and says that nothing was added and no email was sent; the Subscribe form says “you’re already on the list, so nothing changed” instead of thanking a returning subscriber as though they were new. /api/resources/welcome also caps itself at one send per address per day, so the guarantee holds even if the client is bypassed. Addresses are lowercased before either store sees them.</w:t>
+      </w:r>
+    </w:p>
+    <w:p>
+      <w:pPr>
+        <w:spacing w:after="120" w:line="276"/>
+      </w:pPr>
+      <w:r>
+        <w:rPr>
+          <w:rFonts w:ascii="Calibri" w:cs="Calibri" w:eastAsia="Calibri" w:hAnsi="Calibri"/>
+          <w:b/>
+          <w:bCs/>
+          <w:color w:val="0F1B2D"/>
+          <w:sz w:val="21"/>
+          <w:szCs w:val="21"/>
+        </w:rPr>
+        <w:t xml:space="preserve">The lesson worth keeping.</w:t>
+      </w:r>
+      <w:r>
+        <w:rPr>
+          <w:rFonts w:ascii="Calibri" w:cs="Calibri" w:eastAsia="Calibri" w:hAnsi="Calibri"/>
+          <w:color w:val="0F1B2D"/>
+          <w:sz w:val="21"/>
+          <w:szCs w:val="21"/>
+        </w:rPr>
+        <w:t xml:space="preserve"> A constraint that silently prevents bad data is not the same as a product that explains itself. Postgres was doing its job perfectly; the interface was the part that had nothing to say.</w:t>
+      </w:r>
+    </w:p>
+    <w:p>
+      <w:pPr>
+        <w:pStyle w:val="Heading1"/>
+        <w:spacing w:after="160" w:before="320"/>
+      </w:pPr>
+      <w:r>
+        <w:rPr>
+          <w:rFonts w:ascii="Calibri" w:cs="Calibri" w:eastAsia="Calibri" w:hAnsi="Calibri"/>
+          <w:b/>
+          <w:bCs/>
+          <w:color w:val="1E3A5F"/>
+        </w:rPr>
+        <w:t xml:space="preserve">9. Environment Variables</w:t>
+      </w:r>
+    </w:p>
+    <w:p>
+      <w:pPr>
+        <w:spacing w:after="120" w:line="276"/>
+      </w:pPr>
+      <w:r>
+        <w:rPr>
+          <w:rFonts w:ascii="Calibri" w:cs="Calibri" w:eastAsia="Calibri" w:hAnsi="Calibri"/>
+          <w:color w:val="0F1B2D"/>
+          <w:sz w:val="21"/>
+          <w:szCs w:val="21"/>
+        </w:rPr>
+        <w:t xml:space="preserve">The complete, always-current table (required flags, which code reads each variable, failure modes) is maintained in the linked spreadsheet's “Environment Variables” sheet — see Section 15. The short version:</w:t>
+      </w:r>
+    </w:p>
+    <w:p>
+      <w:pPr>
+        <w:pStyle w:val="ListParagraph"/>
+        <w:numPr>
+          <w:ilvl w:val="0"/>
+          <w:numId w:val="2"/>
+        </w:numPr>
+        <w:spacing w:after="80" w:line="276"/>
+      </w:pPr>
+      <w:r>
+        <w:rPr>
           <w:rFonts w:ascii="Consolas" w:cs="Consolas" w:eastAsia="Consolas" w:hAnsi="Consolas"/>
           <w:color w:val="1E3A5F"/>
           <w:sz w:val="19"/>
           <w:szCs w:val="19"/>
         </w:rPr>
+        <w:t xml:space="preserve">NEXT_PUBLIC_SUPABASE_URL</w:t>
+      </w:r>
+      <w:r>
+        <w:rPr>
+          <w:rFonts w:ascii="Calibri" w:cs="Calibri" w:eastAsia="Calibri" w:hAnsi="Calibri"/>
+          <w:color w:val="0F1B2D"/>
+          <w:sz w:val="21"/>
+          <w:szCs w:val="21"/>
+        </w:rPr>
+        <w:t xml:space="preserve">, </w:t>
+      </w:r>
+      <w:r>
+        <w:rPr>
+          <w:rFonts w:ascii="Consolas" w:cs="Consolas" w:eastAsia="Consolas" w:hAnsi="Consolas"/>
+          <w:color w:val="1E3A5F"/>
+          <w:sz w:val="19"/>
+          <w:szCs w:val="19"/>
+        </w:rPr>
+        <w:t xml:space="preserve">NEXT_PUBLIC_SUPABASE_ANON_KEY</w:t>
+      </w:r>
+      <w:r>
+        <w:rPr>
+          <w:rFonts w:ascii="Calibri" w:cs="Calibri" w:eastAsia="Calibri" w:hAnsi="Calibri"/>
+          <w:color w:val="0F1B2D"/>
+          <w:sz w:val="21"/>
+          <w:szCs w:val="21"/>
+        </w:rPr>
+        <w:t xml:space="preserve"> — required, safe to expose (RLS).</w:t>
+      </w:r>
+    </w:p>
+    <w:p>
+      <w:pPr>
+        <w:pStyle w:val="ListParagraph"/>
+        <w:numPr>
+          <w:ilvl w:val="0"/>
+          <w:numId w:val="2"/>
+        </w:numPr>
+        <w:spacing w:after="80" w:line="276"/>
+      </w:pPr>
+      <w:r>
+        <w:rPr>
+          <w:rFonts w:ascii="Consolas" w:cs="Consolas" w:eastAsia="Consolas" w:hAnsi="Consolas"/>
+          <w:color w:val="1E3A5F"/>
+          <w:sz w:val="19"/>
+          <w:szCs w:val="19"/>
+        </w:rPr>
         <w:t xml:space="preserve">RESEND_API_KEY</w:t>
       </w:r>
       <w:r>
@@ -3890,7 +4390,7 @@
           <w:sz w:val="21"/>
           <w:szCs w:val="21"/>
         </w:rPr>
-        <w:t xml:space="preserve"> — required for results email, contact relay, and subscribers. Must be a Full-access key.</w:t>
+        <w:t xml:space="preserve"> — required for results email, contact relay, subscribers, and the Field Kit confirmation. Must be a Full-access key; a sending-only key fails audience writes.</w:t>
       </w:r>
     </w:p>
     <w:p>
